--- a/fuentes/CF1_63340072_DU.docx
+++ b/fuentes/CF1_63340072_DU.docx
@@ -1942,23 +1942,14 @@
         <w:jc w:val="center"/>
       </w:pPr>
       <w:r>
-        <w:fldChar w:fldCharType="begin"/>
-      </w:r>
-      <w:r>
-        <w:instrText xml:space="preserve"> INCLUDEPICTURE "/Users/andreaardila/Library/Group Containers/UBF8T346G9.ms/WebArchiveCopyPasteTempFiles/com.microsoft.Word/2Q==" \* MERGEFORMATINET </w:instrText>
-      </w:r>
-      <w:r>
-        <w:fldChar w:fldCharType="separate"/>
-      </w:r>
-      <w:r>
         <w:rPr>
           <w:noProof/>
         </w:rPr>
         <w:drawing>
-          <wp:inline distT="0" distB="0" distL="0" distR="0" wp14:anchorId="0EF7005F" wp14:editId="5B490DBB">
-            <wp:extent cx="5136236" cy="2869324"/>
-            <wp:effectExtent l="0" t="0" r="7620" b="7620"/>
-            <wp:docPr id="1403650014" name="Imagen 3">
+          <wp:inline distT="0" distB="0" distL="0" distR="0" wp14:anchorId="0B52E655" wp14:editId="4DA59674">
+            <wp:extent cx="5076496" cy="2807487"/>
+            <wp:effectExtent l="0" t="0" r="0" b="0"/>
+            <wp:docPr id="1810327864" name="Imagen 3">
               <a:extLst xmlns:a="http://schemas.openxmlformats.org/drawingml/2006/main">
                 <a:ext uri="{C183D7F6-B498-43B3-948B-1728B52AA6E4}">
                   <adec:decorative xmlns:adec="http://schemas.microsoft.com/office/drawing/2017/decorative" val="1"/>
@@ -1972,7 +1963,7 @@
               <a:graphicData uri="http://schemas.openxmlformats.org/drawingml/2006/picture">
                 <pic:pic xmlns:pic="http://schemas.openxmlformats.org/drawingml/2006/picture">
                   <pic:nvPicPr>
-                    <pic:cNvPr id="1403650014" name="Imagen 3">
+                    <pic:cNvPr id="1810327864" name="Imagen 3">
                       <a:extLst>
                         <a:ext uri="{C183D7F6-B498-43B3-948B-1728B52AA6E4}">
                           <adec:decorative xmlns:adec="http://schemas.microsoft.com/office/drawing/2017/decorative" val="1"/>
@@ -1991,7 +1982,7 @@
                         </a:ext>
                       </a:extLst>
                     </a:blip>
-                    <a:srcRect t="12072" b="13362"/>
+                    <a:srcRect t="13104" b="13097"/>
                     <a:stretch>
                       <a:fillRect/>
                     </a:stretch>
@@ -1999,7 +1990,7 @@
                   <pic:spPr bwMode="auto">
                     <a:xfrm>
                       <a:off x="0" y="0"/>
-                      <a:ext cx="5153704" cy="2879082"/>
+                      <a:ext cx="5086922" cy="2813253"/>
                     </a:xfrm>
                     <a:prstGeom prst="rect">
                       <a:avLst/>
@@ -2021,6 +2012,15 @@
         </w:drawing>
       </w:r>
       <w:r>
+        <w:fldChar w:fldCharType="begin"/>
+      </w:r>
+      <w:r>
+        <w:instrText xml:space="preserve"> INCLUDEPICTURE "/Users/andreaardila/Library/Group Containers/UBF8T346G9.ms/WebArchiveCopyPasteTempFiles/com.microsoft.Word/2Q==" \* MERGEFORMATINET </w:instrText>
+      </w:r>
+      <w:r>
+        <w:fldChar w:fldCharType="separate"/>
+      </w:r>
+      <w:r>
         <w:fldChar w:fldCharType="end"/>
       </w:r>
     </w:p>
@@ -2120,7 +2120,6 @@
           </w:p>
           <w:p>
             <w:r>
-              <w:lastRenderedPageBreak/>
               <w:t xml:space="preserve">Desde una habitación sencilla en un hotel de 1 estrella hasta una </w:t>
             </w:r>
             <w:r>
@@ -2131,7 +2130,11 @@
               <w:t xml:space="preserve">suite </w:t>
             </w:r>
             <w:r>
-              <w:t xml:space="preserve">de 5 estrellas, cada categoría exige condiciones específicas de mobiliario, baño y tecnología; sencilla, doble, triple, </w:t>
+              <w:t xml:space="preserve">de 5 estrellas, cada categoría exige condiciones específicas de mobiliario, baño y </w:t>
+            </w:r>
+            <w:r>
+              <w:lastRenderedPageBreak/>
+              <w:t xml:space="preserve">tecnología; sencilla, doble, triple, </w:t>
             </w:r>
             <w:r>
               <w:rPr>
@@ -2165,6 +2168,18 @@
         </w:tc>
       </w:tr>
     </w:tbl>
+    <w:p>
+      <w:pPr>
+        <w:spacing w:before="0" w:after="160" w:line="259" w:lineRule="auto"/>
+        <w:ind w:firstLine="0"/>
+      </w:pPr>
+    </w:p>
+    <w:p>
+      <w:pPr>
+        <w:spacing w:before="0" w:after="160" w:line="259" w:lineRule="auto"/>
+        <w:ind w:firstLine="0"/>
+      </w:pPr>
+    </w:p>
     <w:p>
       <w:pPr>
         <w:spacing w:before="0" w:after="160" w:line="259" w:lineRule="auto"/>
@@ -12239,22 +12254,21 @@
         </w:rPr>
         <w:t xml:space="preserve">. </w:t>
       </w:r>
-      <w:hyperlink r:id="rId24" w:history="1">
-        <w:r>
-          <w:rPr>
-            <w:rStyle w:val="Hipervnculo"/>
-            <w:rFonts w:eastAsia="Times New Roman" w:cstheme="minorHAnsi"/>
-            <w:kern w:val="0"/>
-            <w:szCs w:val="28"/>
-            <w:bdr w:val="none" w:sz="0" w:space="0" w:color="auto" w:frame="1"/>
-            <w:lang w:val="en-US" w:eastAsia="es-CO"/>
-            <w14:ligatures w14:val="none"/>
-          </w:rPr>
-          <w:t>https://www.cloudbeds.com/es/articulos/tipos-huespedes-hotel/</w:t>
-        </w:r>
-      </w:hyperlink>
-      <w:r>
-        <w:rPr>
+      <w:r>
+        <w:fldChar w:fldCharType="begin"/>
+      </w:r>
+      <w:r>
+        <w:rPr>
+          <w:lang w:val="en-US"/>
+        </w:rPr>
+        <w:instrText>HYPERLINK "https://www.cloudbeds.com/es/articulos/tipos-huespedes-hotel/"</w:instrText>
+      </w:r>
+      <w:r>
+        <w:fldChar w:fldCharType="separate"/>
+      </w:r>
+      <w:r>
+        <w:rPr>
+          <w:rStyle w:val="Hipervnculo"/>
           <w:rFonts w:eastAsia="Times New Roman" w:cstheme="minorHAnsi"/>
           <w:kern w:val="0"/>
           <w:szCs w:val="28"/>
@@ -12262,23 +12276,26 @@
           <w:lang w:val="en-US" w:eastAsia="es-CO"/>
           <w14:ligatures w14:val="none"/>
         </w:rPr>
-        <w:t xml:space="preserve"> </w:t>
-      </w:r>
-    </w:p>
-    <w:p>
-      <w:pPr>
-        <w:ind w:left="709" w:hanging="709"/>
+        <w:t>https://www.cloudbeds.com/es/articulos/tipos-huespedes-hotel/</w:t>
+      </w:r>
+      <w:r>
+        <w:fldChar w:fldCharType="end"/>
+      </w:r>
+      <w:r>
         <w:rPr>
           <w:rFonts w:eastAsia="Times New Roman" w:cstheme="minorHAnsi"/>
           <w:kern w:val="0"/>
           <w:szCs w:val="28"/>
           <w:bdr w:val="none" w:sz="0" w:space="0" w:color="auto" w:frame="1"/>
-          <w:lang w:val="es-ES_tradnl" w:eastAsia="es-CO"/>
+          <w:lang w:val="en-US" w:eastAsia="es-CO"/>
           <w14:ligatures w14:val="none"/>
         </w:rPr>
-      </w:pPr>
-      <w:proofErr w:type="spellStart"/>
-      <w:r>
+        <w:t xml:space="preserve"> </w:t>
+      </w:r>
+    </w:p>
+    <w:p>
+      <w:pPr>
+        <w:ind w:left="709" w:hanging="709"/>
         <w:rPr>
           <w:rFonts w:eastAsia="Times New Roman" w:cstheme="minorHAnsi"/>
           <w:kern w:val="0"/>
@@ -12287,9 +12304,8 @@
           <w:lang w:val="es-ES_tradnl" w:eastAsia="es-CO"/>
           <w14:ligatures w14:val="none"/>
         </w:rPr>
-        <w:t>Cuboshomes</w:t>
-      </w:r>
-      <w:proofErr w:type="spellEnd"/>
+      </w:pPr>
+      <w:proofErr w:type="spellStart"/>
       <w:r>
         <w:rPr>
           <w:rFonts w:eastAsia="Times New Roman" w:cstheme="minorHAnsi"/>
@@ -12299,9 +12315,9 @@
           <w:lang w:val="es-ES_tradnl" w:eastAsia="es-CO"/>
           <w14:ligatures w14:val="none"/>
         </w:rPr>
-        <w:t xml:space="preserve">. (2022). ¿Qué son los </w:t>
-      </w:r>
-      <w:proofErr w:type="spellStart"/>
+        <w:t>Cuboshomes</w:t>
+      </w:r>
+      <w:proofErr w:type="spellEnd"/>
       <w:r>
         <w:rPr>
           <w:rFonts w:eastAsia="Times New Roman" w:cstheme="minorHAnsi"/>
@@ -12311,9 +12327,9 @@
           <w:lang w:val="es-ES_tradnl" w:eastAsia="es-CO"/>
           <w14:ligatures w14:val="none"/>
         </w:rPr>
-        <w:t>amenities</w:t>
-      </w:r>
-      <w:proofErr w:type="spellEnd"/>
+        <w:t xml:space="preserve">. (2022). ¿Qué son los </w:t>
+      </w:r>
+      <w:proofErr w:type="spellStart"/>
       <w:r>
         <w:rPr>
           <w:rFonts w:eastAsia="Times New Roman" w:cstheme="minorHAnsi"/>
@@ -12323,9 +12339,9 @@
           <w:lang w:val="es-ES_tradnl" w:eastAsia="es-CO"/>
           <w14:ligatures w14:val="none"/>
         </w:rPr>
-        <w:t xml:space="preserve"> y por qué son importantes? - Blog Cubos Holiday </w:t>
-      </w:r>
-      <w:proofErr w:type="spellStart"/>
+        <w:t>amenities</w:t>
+      </w:r>
+      <w:proofErr w:type="spellEnd"/>
       <w:r>
         <w:rPr>
           <w:rFonts w:eastAsia="Times New Roman" w:cstheme="minorHAnsi"/>
@@ -12335,9 +12351,9 @@
           <w:lang w:val="es-ES_tradnl" w:eastAsia="es-CO"/>
           <w14:ligatures w14:val="none"/>
         </w:rPr>
-        <w:t>Homes</w:t>
-      </w:r>
-      <w:proofErr w:type="spellEnd"/>
+        <w:t xml:space="preserve"> y por qué son importantes? - Blog Cubos Holiday </w:t>
+      </w:r>
+      <w:proofErr w:type="spellStart"/>
       <w:r>
         <w:rPr>
           <w:rFonts w:eastAsia="Times New Roman" w:cstheme="minorHAnsi"/>
@@ -12347,9 +12363,21 @@
           <w:lang w:val="es-ES_tradnl" w:eastAsia="es-CO"/>
           <w14:ligatures w14:val="none"/>
         </w:rPr>
+        <w:t>Homes</w:t>
+      </w:r>
+      <w:proofErr w:type="spellEnd"/>
+      <w:r>
+        <w:rPr>
+          <w:rFonts w:eastAsia="Times New Roman" w:cstheme="minorHAnsi"/>
+          <w:kern w:val="0"/>
+          <w:szCs w:val="28"/>
+          <w:bdr w:val="none" w:sz="0" w:space="0" w:color="auto" w:frame="1"/>
+          <w:lang w:val="es-ES_tradnl" w:eastAsia="es-CO"/>
+          <w14:ligatures w14:val="none"/>
+        </w:rPr>
         <w:t xml:space="preserve">. </w:t>
       </w:r>
-      <w:hyperlink r:id="rId25" w:history="1">
+      <w:hyperlink r:id="rId24" w:history="1">
         <w:r>
           <w:rPr>
             <w:rStyle w:val="Hipervnculo"/>
@@ -12435,22 +12463,21 @@
         </w:rPr>
         <w:t xml:space="preserve">. </w:t>
       </w:r>
-      <w:hyperlink r:id="rId26" w:history="1">
-        <w:r>
-          <w:rPr>
-            <w:rStyle w:val="Hipervnculo"/>
-            <w:rFonts w:eastAsia="Times New Roman" w:cstheme="minorHAnsi"/>
-            <w:kern w:val="0"/>
-            <w:szCs w:val="28"/>
-            <w:bdr w:val="none" w:sz="0" w:space="0" w:color="auto" w:frame="1"/>
-            <w:lang w:val="en-US" w:eastAsia="es-CO"/>
-            <w14:ligatures w14:val="none"/>
-          </w:rPr>
-          <w:t>https://www.educaweb.com/profesion/recepcionista-hotel-130/</w:t>
-        </w:r>
-      </w:hyperlink>
-      <w:r>
-        <w:rPr>
+      <w:r>
+        <w:fldChar w:fldCharType="begin"/>
+      </w:r>
+      <w:r>
+        <w:rPr>
+          <w:lang w:val="en-US"/>
+        </w:rPr>
+        <w:instrText>HYPERLINK "https://www.educaweb.com/profesion/recepcionista-hotel-130/"</w:instrText>
+      </w:r>
+      <w:r>
+        <w:fldChar w:fldCharType="separate"/>
+      </w:r>
+      <w:r>
+        <w:rPr>
+          <w:rStyle w:val="Hipervnculo"/>
           <w:rFonts w:eastAsia="Times New Roman" w:cstheme="minorHAnsi"/>
           <w:kern w:val="0"/>
           <w:szCs w:val="28"/>
@@ -12458,22 +12485,26 @@
           <w:lang w:val="en-US" w:eastAsia="es-CO"/>
           <w14:ligatures w14:val="none"/>
         </w:rPr>
-        <w:t xml:space="preserve"> </w:t>
-      </w:r>
-    </w:p>
-    <w:p>
-      <w:pPr>
-        <w:ind w:left="709" w:hanging="709"/>
+        <w:t>https://www.educaweb.com/profesion/recepcionista-hotel-130/</w:t>
+      </w:r>
+      <w:r>
+        <w:fldChar w:fldCharType="end"/>
+      </w:r>
+      <w:r>
         <w:rPr>
           <w:rFonts w:eastAsia="Times New Roman" w:cstheme="minorHAnsi"/>
           <w:kern w:val="0"/>
           <w:szCs w:val="28"/>
           <w:bdr w:val="none" w:sz="0" w:space="0" w:color="auto" w:frame="1"/>
-          <w:lang w:val="es-ES_tradnl" w:eastAsia="es-CO"/>
+          <w:lang w:val="en-US" w:eastAsia="es-CO"/>
           <w14:ligatures w14:val="none"/>
         </w:rPr>
-      </w:pPr>
-      <w:r>
+        <w:t xml:space="preserve"> </w:t>
+      </w:r>
+    </w:p>
+    <w:p>
+      <w:pPr>
+        <w:ind w:left="709" w:hanging="709"/>
         <w:rPr>
           <w:rFonts w:eastAsia="Times New Roman" w:cstheme="minorHAnsi"/>
           <w:kern w:val="0"/>
@@ -12482,12 +12513,8 @@
           <w:lang w:val="es-ES_tradnl" w:eastAsia="es-CO"/>
           <w14:ligatures w14:val="none"/>
         </w:rPr>
-        <w:t>Farré, R. R. (2017). Gestión de reservas y procedimientos de recepción. Editorial Síntesis.</w:t>
-      </w:r>
-    </w:p>
-    <w:p>
-      <w:pPr>
-        <w:ind w:left="709" w:hanging="709"/>
+      </w:pPr>
+      <w:r>
         <w:rPr>
           <w:rFonts w:eastAsia="Times New Roman" w:cstheme="minorHAnsi"/>
           <w:kern w:val="0"/>
@@ -12496,8 +12523,12 @@
           <w:lang w:val="es-ES_tradnl" w:eastAsia="es-CO"/>
           <w14:ligatures w14:val="none"/>
         </w:rPr>
-      </w:pPr>
-      <w:r>
+        <w:t>Farré, R. R. (2017). Gestión de reservas y procedimientos de recepción. Editorial Síntesis.</w:t>
+      </w:r>
+    </w:p>
+    <w:p>
+      <w:pPr>
+        <w:ind w:left="709" w:hanging="709"/>
         <w:rPr>
           <w:rFonts w:eastAsia="Times New Roman" w:cstheme="minorHAnsi"/>
           <w:kern w:val="0"/>
@@ -12506,9 +12537,7 @@
           <w:lang w:val="es-ES_tradnl" w:eastAsia="es-CO"/>
           <w14:ligatures w14:val="none"/>
         </w:rPr>
-        <w:t xml:space="preserve">Hotel La Gloria. (2019). </w:t>
-      </w:r>
-      <w:proofErr w:type="spellStart"/>
+      </w:pPr>
       <w:r>
         <w:rPr>
           <w:rFonts w:eastAsia="Times New Roman" w:cstheme="minorHAnsi"/>
@@ -12518,9 +12547,9 @@
           <w:lang w:val="es-ES_tradnl" w:eastAsia="es-CO"/>
           <w14:ligatures w14:val="none"/>
         </w:rPr>
-        <w:t>Bespoke</w:t>
-      </w:r>
-      <w:proofErr w:type="spellEnd"/>
+        <w:t xml:space="preserve">Hotel La Gloria. (2019). </w:t>
+      </w:r>
+      <w:proofErr w:type="spellStart"/>
       <w:r>
         <w:rPr>
           <w:rFonts w:eastAsia="Times New Roman" w:cstheme="minorHAnsi"/>
@@ -12530,9 +12559,21 @@
           <w:lang w:val="es-ES_tradnl" w:eastAsia="es-CO"/>
           <w14:ligatures w14:val="none"/>
         </w:rPr>
+        <w:t>Bespoke</w:t>
+      </w:r>
+      <w:proofErr w:type="spellEnd"/>
+      <w:r>
+        <w:rPr>
+          <w:rFonts w:eastAsia="Times New Roman" w:cstheme="minorHAnsi"/>
+          <w:kern w:val="0"/>
+          <w:szCs w:val="28"/>
+          <w:bdr w:val="none" w:sz="0" w:space="0" w:color="auto" w:frame="1"/>
+          <w:lang w:val="es-ES_tradnl" w:eastAsia="es-CO"/>
+          <w14:ligatures w14:val="none"/>
+        </w:rPr>
         <w:t xml:space="preserve"> Colombia. </w:t>
       </w:r>
-      <w:hyperlink r:id="rId27" w:history="1">
+      <w:hyperlink r:id="rId25" w:history="1">
         <w:r>
           <w:rPr>
             <w:rStyle w:val="Hipervnculo"/>
@@ -12581,7 +12622,7 @@
         </w:rPr>
         <w:t xml:space="preserve">Instituto Colombiano de Normas Técnicas y Certificación [ICONTEC]. (2009). Clasificación de establecimientos de alojamiento y hospedaje. Categorización por estrellas de hoteles. Requisitos. </w:t>
       </w:r>
-      <w:hyperlink r:id="rId28" w:history="1">
+      <w:hyperlink r:id="rId26" w:history="1">
         <w:r>
           <w:rPr>
             <w:rStyle w:val="Hipervnculo"/>
@@ -13599,8 +13640,8 @@
       </w:pPr>
     </w:p>
     <w:sectPr>
-      <w:headerReference w:type="default" r:id="rId29"/>
-      <w:footerReference w:type="default" r:id="rId30"/>
+      <w:headerReference w:type="default" r:id="rId27"/>
+      <w:footerReference w:type="default" r:id="rId28"/>
       <w:pgSz w:w="12240" w:h="15840"/>
       <w:pgMar w:top="1701" w:right="1134" w:bottom="1134" w:left="1134" w:header="709" w:footer="737" w:gutter="0"/>
       <w:pgNumType w:start="1"/>
